--- a/Coding 1 - year/Unit 7 - Project Development/Daily Lesson Plans/Word/Day 173.docx
+++ b/Coding 1 - year/Unit 7 - Project Development/Daily Lesson Plans/Word/Day 173.docx
@@ -50,12 +50,15 @@
               </w:rPr>
               <w:t xml:space="preserve">Coding I — Full Year</w:t>
             </w:r>
-          </w:p>
-          <w:p>
-            <w:pPr>
-              <w:spacing w:before="40"/>
-              <w:jc w:val="center"/>
-            </w:pPr>
+            <w:r>
+              <w:rPr>
+                <w:rFonts w:ascii="Arial" w:cs="Arial" w:eastAsia="Arial" w:hAnsi="Arial"/>
+                <w:sz w:val="16"/>
+                <w:szCs w:val="16"/>
+              </w:rPr>
+              <w:br/>
+              <w:t xml:space="preserve"/>
+            </w:r>
             <w:r>
               <w:rPr>
                 <w:rFonts w:ascii="Arial" w:cs="Arial" w:eastAsia="Arial" w:hAnsi="Arial"/>
@@ -83,7 +86,7 @@
           <w:rFonts w:ascii="Arial" w:cs="Arial" w:eastAsia="Arial" w:hAnsi="Arial"/>
           <w:b/>
           <w:bCs/>
-          <w:color w:val="1F3864"/>
+          <w:color w:val="2B5797"/>
           <w:sz w:val="32"/>
           <w:szCs w:val="32"/>
         </w:rPr>
@@ -261,9 +264,9 @@
               <w:right w:val="single" w:color="CCCCCC" w:sz="1"/>
             </w:tcBorders>
             <w:tcMar>
-              <w:top w:type="dxa" w:w="60"/>
+              <w:top w:type="dxa" w:w="80"/>
               <w:left w:type="dxa" w:w="120"/>
-              <w:bottom w:type="dxa" w:w="60"/>
+              <w:bottom w:type="dxa" w:w="80"/>
               <w:right w:type="dxa" w:w="120"/>
             </w:tcMar>
           </w:tcPr>
@@ -290,20 +293,213 @@
               <w:right w:val="single" w:color="CCCCCC" w:sz="1"/>
             </w:tcBorders>
             <w:tcMar>
-              <w:top w:type="dxa" w:w="60"/>
+              <w:top w:type="dxa" w:w="80"/>
               <w:left w:type="dxa" w:w="120"/>
-              <w:bottom w:type="dxa" w:w="60"/>
+              <w:bottom w:type="dxa" w:w="80"/>
               <w:right w:type="dxa" w:w="120"/>
             </w:tcMar>
           </w:tcPr>
           <w:p>
-            <w:r>
-              <w:rPr>
-                <w:rFonts w:ascii="Arial" w:cs="Arial" w:eastAsia="Arial" w:hAnsi="Arial"/>
-                <w:sz w:val="20"/>
-                <w:szCs w:val="20"/>
+            <w:pPr>
+              <w:spacing w:after="80" w:before="80"/>
+            </w:pPr>
+            <w:r>
+              <w:rPr>
+                <w:rFonts w:ascii="Arial" w:cs="Arial" w:eastAsia="Arial" w:hAnsi="Arial"/>
+                <w:b/>
+                <w:bCs/>
+                <w:i w:val="false"/>
+                <w:iCs w:val="false"/>
+                <w:color w:val="000000"/>
+                <w:sz w:val="22"/>
+                <w:szCs w:val="22"/>
               </w:rPr>
               <w:t xml:space="preserve">Bell Ringer / Review</w:t>
+            </w:r>
+            <w:r>
+              <w:rPr>
+                <w:rFonts w:ascii="Arial" w:cs="Arial" w:eastAsia="Arial" w:hAnsi="Arial"/>
+                <w:sz w:val="20"/>
+                <w:szCs w:val="20"/>
+              </w:rPr>
+              <w:br/>
+              <w:t xml:space="preserve"/>
+            </w:r>
+            <w:r>
+              <w:rPr>
+                <w:rFonts w:ascii="Arial" w:cs="Arial" w:eastAsia="Arial" w:hAnsi="Arial"/>
+                <w:sz w:val="20"/>
+                <w:szCs w:val="20"/>
+              </w:rPr>
+              <w:br/>
+              <w:t xml:space="preserve"/>
+            </w:r>
+            <w:r>
+              <w:rPr>
+                <w:rFonts w:ascii="Arial" w:cs="Arial" w:eastAsia="Arial" w:hAnsi="Arial"/>
+                <w:b/>
+                <w:bCs/>
+                <w:i w:val="false"/>
+                <w:iCs w:val="false"/>
+                <w:color w:val="000000"/>
+                <w:sz w:val="20"/>
+                <w:szCs w:val="20"/>
+              </w:rPr>
+              <w:t xml:space="preserve">Quick Write </w:t>
+            </w:r>
+            <w:r>
+              <w:rPr>
+                <w:rFonts w:ascii="Arial" w:cs="Arial" w:eastAsia="Arial" w:hAnsi="Arial"/>
+                <w:b w:val="false"/>
+                <w:bCs w:val="false"/>
+                <w:i w:val="false"/>
+                <w:iCs w:val="false"/>
+                <w:color w:val="000000"/>
+                <w:sz w:val="20"/>
+                <w:szCs w:val="20"/>
+              </w:rPr>
+              <w:t xml:space="preserve">(3 min — written or verbal):</w:t>
+            </w:r>
+            <w:r>
+              <w:rPr>
+                <w:rFonts w:ascii="Arial" w:cs="Arial" w:eastAsia="Arial" w:hAnsi="Arial"/>
+                <w:sz w:val="20"/>
+                <w:szCs w:val="20"/>
+              </w:rPr>
+              <w:br/>
+              <w:t xml:space="preserve"/>
+            </w:r>
+            <w:r>
+              <w:rPr>
+                <w:rFonts w:ascii="Arial" w:cs="Arial" w:eastAsia="Arial" w:hAnsi="Arial"/>
+                <w:b w:val="false"/>
+                <w:bCs w:val="false"/>
+                <w:i w:val="false"/>
+                <w:iCs w:val="false"/>
+                <w:color w:val="000000"/>
+                <w:sz w:val="20"/>
+                <w:szCs w:val="20"/>
+              </w:rPr>
+              <w:t xml:space="preserve">    What do you already know about how to create a clear, well-organized presentation that demonstrates my project effectively?</w:t>
+            </w:r>
+            <w:r>
+              <w:rPr>
+                <w:rFonts w:ascii="Arial" w:cs="Arial" w:eastAsia="Arial" w:hAnsi="Arial"/>
+                <w:sz w:val="20"/>
+                <w:szCs w:val="20"/>
+              </w:rPr>
+              <w:br/>
+              <w:t xml:space="preserve"/>
+            </w:r>
+            <w:r>
+              <w:rPr>
+                <w:rFonts w:ascii="Arial" w:cs="Arial" w:eastAsia="Arial" w:hAnsi="Arial"/>
+                <w:sz w:val="20"/>
+                <w:szCs w:val="20"/>
+              </w:rPr>
+              <w:br/>
+              <w:t xml:space="preserve"/>
+            </w:r>
+            <w:r>
+              <w:rPr>
+                <w:rFonts w:ascii="Arial" w:cs="Arial" w:eastAsia="Arial" w:hAnsi="Arial"/>
+                <w:b/>
+                <w:bCs/>
+                <w:i w:val="false"/>
+                <w:iCs w:val="false"/>
+                <w:color w:val="000000"/>
+                <w:sz w:val="20"/>
+                <w:szCs w:val="20"/>
+              </w:rPr>
+              <w:t xml:space="preserve">Vocabulary Preview — </w:t>
+            </w:r>
+            <w:r>
+              <w:rPr>
+                <w:rFonts w:ascii="Arial" w:cs="Arial" w:eastAsia="Arial" w:hAnsi="Arial"/>
+                <w:b w:val="false"/>
+                <w:bCs w:val="false"/>
+                <w:i w:val="false"/>
+                <w:iCs w:val="false"/>
+                <w:color w:val="000000"/>
+                <w:sz w:val="20"/>
+                <w:szCs w:val="20"/>
+              </w:rPr>
+              <w:t xml:space="preserve">terms we'll use today:</w:t>
+            </w:r>
+            <w:r>
+              <w:rPr>
+                <w:rFonts w:ascii="Arial" w:cs="Arial" w:eastAsia="Arial" w:hAnsi="Arial"/>
+                <w:sz w:val="20"/>
+                <w:szCs w:val="20"/>
+              </w:rPr>
+              <w:br/>
+              <w:t xml:space="preserve"/>
+            </w:r>
+            <w:r>
+              <w:rPr>
+                <w:rFonts w:ascii="Arial" w:cs="Arial" w:eastAsia="Arial" w:hAnsi="Arial"/>
+                <w:b w:val="false"/>
+                <w:bCs w:val="false"/>
+                <w:i w:val="false"/>
+                <w:iCs w:val="false"/>
+                <w:color w:val="000000"/>
+                <w:sz w:val="20"/>
+                <w:szCs w:val="20"/>
+              </w:rPr>
+              <w:t xml:space="preserve">    • Introduction   •   Demo   •   Code Walkthrough   •   Challenges &amp; Solutions   •   Key Learnings   •   Questions</w:t>
+            </w:r>
+            <w:r>
+              <w:rPr>
+                <w:rFonts w:ascii="Arial" w:cs="Arial" w:eastAsia="Arial" w:hAnsi="Arial"/>
+                <w:sz w:val="20"/>
+                <w:szCs w:val="20"/>
+              </w:rPr>
+              <w:br/>
+              <w:t xml:space="preserve"/>
+            </w:r>
+            <w:r>
+              <w:rPr>
+                <w:rFonts w:ascii="Arial" w:cs="Arial" w:eastAsia="Arial" w:hAnsi="Arial"/>
+                <w:sz w:val="20"/>
+                <w:szCs w:val="20"/>
+              </w:rPr>
+              <w:br/>
+              <w:t xml:space="preserve"/>
+            </w:r>
+            <w:r>
+              <w:rPr>
+                <w:rFonts w:ascii="Arial" w:cs="Arial" w:eastAsia="Arial" w:hAnsi="Arial"/>
+                <w:b w:val="false"/>
+                <w:bCs w:val="false"/>
+                <w:i/>
+                <w:iCs/>
+                <w:color w:val="444444"/>
+                <w:sz w:val="20"/>
+                <w:szCs w:val="20"/>
+              </w:rPr>
+              <w:t xml:space="preserve">Today's Goal: By the end of class you will be able to create a clear, well-organized presentation that demonstrates my project effectively.</w:t>
+            </w:r>
+            <w:r>
+              <w:rPr>
+                <w:rFonts w:ascii="Arial" w:cs="Arial" w:eastAsia="Arial" w:hAnsi="Arial"/>
+                <w:sz w:val="20"/>
+                <w:szCs w:val="20"/>
+              </w:rPr>
+              <w:br/>
+              <w:t xml:space="preserve"/>
+            </w:r>
+            <w:r>
+              <w:rPr>
+                <w:rFonts w:ascii="Arial" w:cs="Arial" w:eastAsia="Arial" w:hAnsi="Arial"/>
+                <w:b w:val="false"/>
+                <w:bCs w:val="false"/>
+                <w:i/>
+                <w:iCs/>
+                <w:color w:val="555555"/>
+                <w:sz w:val="20"/>
+                <w:szCs w:val="20"/>
+              </w:rPr>
+              <w:t xml:space="preserve">→ Pair-share your response, then 2–3 students share with the class.</w:t>
             </w:r>
           </w:p>
         </w:tc>
@@ -319,9 +515,9 @@
               <w:right w:val="single" w:color="CCCCCC" w:sz="1"/>
             </w:tcBorders>
             <w:tcMar>
-              <w:top w:type="dxa" w:w="60"/>
+              <w:top w:type="dxa" w:w="80"/>
               <w:left w:type="dxa" w:w="120"/>
-              <w:bottom w:type="dxa" w:w="60"/>
+              <w:bottom w:type="dxa" w:w="80"/>
               <w:right w:type="dxa" w:w="120"/>
             </w:tcMar>
           </w:tcPr>
@@ -348,20 +544,468 @@
               <w:right w:val="single" w:color="CCCCCC" w:sz="1"/>
             </w:tcBorders>
             <w:tcMar>
-              <w:top w:type="dxa" w:w="60"/>
+              <w:top w:type="dxa" w:w="80"/>
               <w:left w:type="dxa" w:w="120"/>
-              <w:bottom w:type="dxa" w:w="60"/>
+              <w:bottom w:type="dxa" w:w="80"/>
               <w:right w:type="dxa" w:w="120"/>
             </w:tcMar>
           </w:tcPr>
           <w:p>
-            <w:r>
-              <w:rPr>
-                <w:rFonts w:ascii="Arial" w:cs="Arial" w:eastAsia="Arial" w:hAnsi="Arial"/>
-                <w:sz w:val="20"/>
-                <w:szCs w:val="20"/>
-              </w:rPr>
-              <w:t xml:space="preserve">Mini Lesson: Building Your Presentation</w:t>
+            <w:pPr>
+              <w:spacing w:after="80" w:before="80"/>
+            </w:pPr>
+            <w:r>
+              <w:rPr>
+                <w:rFonts w:ascii="Arial" w:cs="Arial" w:eastAsia="Arial" w:hAnsi="Arial"/>
+                <w:b/>
+                <w:bCs/>
+                <w:i w:val="false"/>
+                <w:iCs w:val="false"/>
+                <w:color w:val="000000"/>
+                <w:sz w:val="22"/>
+                <w:szCs w:val="22"/>
+              </w:rPr>
+              <w:t xml:space="preserve">Mini Lesson: </w:t>
+            </w:r>
+            <w:r>
+              <w:rPr>
+                <w:rFonts w:ascii="Arial" w:cs="Arial" w:eastAsia="Arial" w:hAnsi="Arial"/>
+                <w:b w:val="false"/>
+                <w:bCs w:val="false"/>
+                <w:i w:val="false"/>
+                <w:iCs w:val="false"/>
+                <w:color w:val="000000"/>
+                <w:sz w:val="22"/>
+                <w:szCs w:val="22"/>
+              </w:rPr>
+              <w:t xml:space="preserve">Building Your Presentation</w:t>
+            </w:r>
+            <w:r>
+              <w:rPr>
+                <w:rFonts w:ascii="Arial" w:cs="Arial" w:eastAsia="Arial" w:hAnsi="Arial"/>
+                <w:sz w:val="20"/>
+                <w:szCs w:val="20"/>
+              </w:rPr>
+              <w:br/>
+              <w:t xml:space="preserve"/>
+            </w:r>
+            <w:r>
+              <w:rPr>
+                <w:rFonts w:ascii="Arial" w:cs="Arial" w:eastAsia="Arial" w:hAnsi="Arial"/>
+                <w:sz w:val="20"/>
+                <w:szCs w:val="20"/>
+              </w:rPr>
+              <w:br/>
+              <w:t xml:space="preserve"/>
+            </w:r>
+            <w:r>
+              <w:rPr>
+                <w:rFonts w:ascii="Arial" w:cs="Arial" w:eastAsia="Arial" w:hAnsi="Arial"/>
+                <w:b/>
+                <w:bCs/>
+                <w:i/>
+                <w:iCs/>
+                <w:color w:val="000000"/>
+                <w:sz w:val="20"/>
+                <w:szCs w:val="20"/>
+              </w:rPr>
+              <w:t xml:space="preserve">Learning Target: </w:t>
+            </w:r>
+            <w:r>
+              <w:rPr>
+                <w:rFonts w:ascii="Arial" w:cs="Arial" w:eastAsia="Arial" w:hAnsi="Arial"/>
+                <w:b w:val="false"/>
+                <w:bCs w:val="false"/>
+                <w:i/>
+                <w:iCs/>
+                <w:color w:val="333333"/>
+                <w:sz w:val="20"/>
+                <w:szCs w:val="20"/>
+              </w:rPr>
+              <w:t xml:space="preserve">I can create a clear, well-organized presentation that demonstrates my project effectively.</w:t>
+            </w:r>
+            <w:r>
+              <w:rPr>
+                <w:rFonts w:ascii="Arial" w:cs="Arial" w:eastAsia="Arial" w:hAnsi="Arial"/>
+                <w:sz w:val="20"/>
+                <w:szCs w:val="20"/>
+              </w:rPr>
+              <w:br/>
+              <w:t xml:space="preserve"/>
+            </w:r>
+            <w:r>
+              <w:rPr>
+                <w:rFonts w:ascii="Arial" w:cs="Arial" w:eastAsia="Arial" w:hAnsi="Arial"/>
+                <w:sz w:val="20"/>
+                <w:szCs w:val="20"/>
+              </w:rPr>
+              <w:br/>
+              <w:t xml:space="preserve"/>
+            </w:r>
+            <w:r>
+              <w:rPr>
+                <w:rFonts w:ascii="Arial" w:cs="Arial" w:eastAsia="Arial" w:hAnsi="Arial"/>
+                <w:b w:val="false"/>
+                <w:bCs w:val="false"/>
+                <w:i w:val="false"/>
+                <w:iCs w:val="false"/>
+                <w:color w:val="000000"/>
+                <w:sz w:val="20"/>
+                <w:szCs w:val="20"/>
+              </w:rPr>
+              <w:t xml:space="preserve">1. Introduction (30 sec): What is your project? What problem does it solve?</w:t>
+            </w:r>
+            <w:r>
+              <w:rPr>
+                <w:rFonts w:ascii="Arial" w:cs="Arial" w:eastAsia="Arial" w:hAnsi="Arial"/>
+                <w:sz w:val="20"/>
+                <w:szCs w:val="20"/>
+              </w:rPr>
+              <w:br/>
+              <w:t xml:space="preserve"/>
+            </w:r>
+            <w:r>
+              <w:rPr>
+                <w:rFonts w:ascii="Arial" w:cs="Arial" w:eastAsia="Arial" w:hAnsi="Arial"/>
+                <w:b w:val="false"/>
+                <w:bCs w:val="false"/>
+                <w:i w:val="false"/>
+                <w:iCs w:val="false"/>
+                <w:color w:val="000000"/>
+                <w:sz w:val="20"/>
+                <w:szCs w:val="20"/>
+              </w:rPr>
+              <w:t xml:space="preserve">2. Demo (2-3 min): Show it working with normal and edge case input</w:t>
+            </w:r>
+            <w:r>
+              <w:rPr>
+                <w:rFonts w:ascii="Arial" w:cs="Arial" w:eastAsia="Arial" w:hAnsi="Arial"/>
+                <w:sz w:val="20"/>
+                <w:szCs w:val="20"/>
+              </w:rPr>
+              <w:br/>
+              <w:t xml:space="preserve"/>
+            </w:r>
+            <w:r>
+              <w:rPr>
+                <w:rFonts w:ascii="Arial" w:cs="Arial" w:eastAsia="Arial" w:hAnsi="Arial"/>
+                <w:sz w:val="20"/>
+                <w:szCs w:val="20"/>
+              </w:rPr>
+              <w:br/>
+              <w:t xml:space="preserve"/>
+            </w:r>
+            <w:r>
+              <w:rPr>
+                <w:rFonts w:ascii="Arial" w:cs="Arial" w:eastAsia="Arial" w:hAnsi="Arial"/>
+                <w:b/>
+                <w:bCs/>
+                <w:i w:val="false"/>
+                <w:iCs w:val="false"/>
+                <w:color w:val="000000"/>
+                <w:sz w:val="20"/>
+                <w:szCs w:val="20"/>
+              </w:rPr>
+              <w:t xml:space="preserve">Key Concepts:</w:t>
+            </w:r>
+            <w:r>
+              <w:rPr>
+                <w:rFonts w:ascii="Arial" w:cs="Arial" w:eastAsia="Arial" w:hAnsi="Arial"/>
+                <w:sz w:val="20"/>
+                <w:szCs w:val="20"/>
+              </w:rPr>
+              <w:br/>
+              <w:t xml:space="preserve"/>
+            </w:r>
+            <w:r>
+              <w:rPr>
+                <w:rFonts w:ascii="Arial" w:cs="Arial" w:eastAsia="Arial" w:hAnsi="Arial"/>
+                <w:b w:val="false"/>
+                <w:bCs w:val="false"/>
+                <w:i w:val="false"/>
+                <w:iCs w:val="false"/>
+                <w:color w:val="000000"/>
+                <w:sz w:val="20"/>
+                <w:szCs w:val="20"/>
+              </w:rPr>
+              <w:t xml:space="preserve">    • No slides, just run program live</w:t>
+            </w:r>
+            <w:r>
+              <w:rPr>
+                <w:rFonts w:ascii="Arial" w:cs="Arial" w:eastAsia="Arial" w:hAnsi="Arial"/>
+                <w:sz w:val="20"/>
+                <w:szCs w:val="20"/>
+              </w:rPr>
+              <w:br/>
+              <w:t xml:space="preserve"/>
+            </w:r>
+            <w:r>
+              <w:rPr>
+                <w:rFonts w:ascii="Arial" w:cs="Arial" w:eastAsia="Arial" w:hAnsi="Arial"/>
+                <w:b w:val="false"/>
+                <w:bCs w:val="false"/>
+                <w:i w:val="false"/>
+                <w:iCs w:val="false"/>
+                <w:color w:val="000000"/>
+                <w:sz w:val="20"/>
+                <w:szCs w:val="20"/>
+              </w:rPr>
+              <w:t xml:space="preserve">    • Risky if something crashes</w:t>
+            </w:r>
+            <w:r>
+              <w:rPr>
+                <w:rFonts w:ascii="Arial" w:cs="Arial" w:eastAsia="Arial" w:hAnsi="Arial"/>
+                <w:sz w:val="20"/>
+                <w:szCs w:val="20"/>
+              </w:rPr>
+              <w:br/>
+              <w:t xml:space="preserve"/>
+            </w:r>
+            <w:r>
+              <w:rPr>
+                <w:rFonts w:ascii="Arial" w:cs="Arial" w:eastAsia="Arial" w:hAnsi="Arial"/>
+                <w:b w:val="false"/>
+                <w:bCs w:val="false"/>
+                <w:i w:val="false"/>
+                <w:iCs w:val="false"/>
+                <w:color w:val="000000"/>
+                <w:sz w:val="20"/>
+                <w:szCs w:val="20"/>
+              </w:rPr>
+              <w:t xml:space="preserve">    • Slides for structure and info</w:t>
+            </w:r>
+            <w:r>
+              <w:rPr>
+                <w:rFonts w:ascii="Arial" w:cs="Arial" w:eastAsia="Arial" w:hAnsi="Arial"/>
+                <w:sz w:val="20"/>
+                <w:szCs w:val="20"/>
+              </w:rPr>
+              <w:br/>
+              <w:t xml:space="preserve"/>
+            </w:r>
+            <w:r>
+              <w:rPr>
+                <w:rFonts w:ascii="Arial" w:cs="Arial" w:eastAsia="Arial" w:hAnsi="Arial"/>
+                <w:b w:val="false"/>
+                <w:bCs w:val="false"/>
+                <w:i w:val="false"/>
+                <w:iCs w:val="false"/>
+                <w:color w:val="000000"/>
+                <w:sz w:val="20"/>
+                <w:szCs w:val="20"/>
+              </w:rPr>
+              <w:t xml:space="preserve">    • Live demo of working program</w:t>
+            </w:r>
+            <w:r>
+              <w:rPr>
+                <w:rFonts w:ascii="Arial" w:cs="Arial" w:eastAsia="Arial" w:hAnsi="Arial"/>
+                <w:sz w:val="20"/>
+                <w:szCs w:val="20"/>
+              </w:rPr>
+              <w:br/>
+              <w:t xml:space="preserve"/>
+            </w:r>
+            <w:r>
+              <w:rPr>
+                <w:rFonts w:ascii="Arial" w:cs="Arial" w:eastAsia="Arial" w:hAnsi="Arial"/>
+                <w:b w:val="false"/>
+                <w:bCs w:val="false"/>
+                <w:i w:val="false"/>
+                <w:iCs w:val="false"/>
+                <w:color w:val="000000"/>
+                <w:sz w:val="20"/>
+                <w:szCs w:val="20"/>
+              </w:rPr>
+              <w:t xml:space="preserve">    • Safety: if demo fails, fall back to slides</w:t>
+            </w:r>
+            <w:r>
+              <w:rPr>
+                <w:rFonts w:ascii="Arial" w:cs="Arial" w:eastAsia="Arial" w:hAnsi="Arial"/>
+                <w:sz w:val="20"/>
+                <w:szCs w:val="20"/>
+              </w:rPr>
+              <w:br/>
+              <w:t xml:space="preserve"/>
+            </w:r>
+            <w:r>
+              <w:rPr>
+                <w:rFonts w:ascii="Arial" w:cs="Arial" w:eastAsia="Arial" w:hAnsi="Arial"/>
+                <w:b w:val="false"/>
+                <w:bCs w:val="false"/>
+                <w:i w:val="false"/>
+                <w:iCs w:val="false"/>
+                <w:color w:val="000000"/>
+                <w:sz w:val="20"/>
+                <w:szCs w:val="20"/>
+              </w:rPr>
+              <w:t xml:space="preserve">    • Project name</w:t>
+            </w:r>
+            <w:r>
+              <w:rPr>
+                <w:rFonts w:ascii="Arial" w:cs="Arial" w:eastAsia="Arial" w:hAnsi="Arial"/>
+                <w:sz w:val="20"/>
+                <w:szCs w:val="20"/>
+              </w:rPr>
+              <w:br/>
+              <w:t xml:space="preserve"/>
+            </w:r>
+            <w:r>
+              <w:rPr>
+                <w:rFonts w:ascii="Arial" w:cs="Arial" w:eastAsia="Arial" w:hAnsi="Arial"/>
+                <w:b w:val="false"/>
+                <w:bCs w:val="false"/>
+                <w:i w:val="false"/>
+                <w:iCs w:val="false"/>
+                <w:color w:val="000000"/>
+                <w:sz w:val="20"/>
+                <w:szCs w:val="20"/>
+              </w:rPr>
+              <w:t xml:space="preserve">    • Your name</w:t>
+            </w:r>
+            <w:r>
+              <w:rPr>
+                <w:rFonts w:ascii="Arial" w:cs="Arial" w:eastAsia="Arial" w:hAnsi="Arial"/>
+                <w:sz w:val="20"/>
+                <w:szCs w:val="20"/>
+              </w:rPr>
+              <w:br/>
+              <w:t xml:space="preserve"/>
+            </w:r>
+            <w:r>
+              <w:rPr>
+                <w:rFonts w:ascii="Arial" w:cs="Arial" w:eastAsia="Arial" w:hAnsi="Arial"/>
+                <w:b w:val="false"/>
+                <w:bCs w:val="false"/>
+                <w:i w:val="false"/>
+                <w:iCs w:val="false"/>
+                <w:color w:val="000000"/>
+                <w:sz w:val="20"/>
+                <w:szCs w:val="20"/>
+              </w:rPr>
+              <w:t xml:space="preserve">    • Date</w:t>
+            </w:r>
+            <w:r>
+              <w:rPr>
+                <w:rFonts w:ascii="Arial" w:cs="Arial" w:eastAsia="Arial" w:hAnsi="Arial"/>
+                <w:sz w:val="20"/>
+                <w:szCs w:val="20"/>
+              </w:rPr>
+              <w:br/>
+              <w:t xml:space="preserve"/>
+            </w:r>
+            <w:r>
+              <w:rPr>
+                <w:rFonts w:ascii="Arial" w:cs="Arial" w:eastAsia="Arial" w:hAnsi="Arial"/>
+                <w:sz w:val="20"/>
+                <w:szCs w:val="20"/>
+              </w:rPr>
+              <w:br/>
+              <w:t xml:space="preserve"/>
+            </w:r>
+            <w:r>
+              <w:rPr>
+                <w:rFonts w:ascii="Arial" w:cs="Arial" w:eastAsia="Arial" w:hAnsi="Arial"/>
+                <w:b/>
+                <w:bCs/>
+                <w:i w:val="false"/>
+                <w:iCs w:val="false"/>
+                <w:color w:val="000000"/>
+                <w:sz w:val="20"/>
+                <w:szCs w:val="20"/>
+              </w:rPr>
+              <w:t xml:space="preserve">Vocabulary: </w:t>
+            </w:r>
+            <w:r>
+              <w:rPr>
+                <w:rFonts w:ascii="Arial" w:cs="Arial" w:eastAsia="Arial" w:hAnsi="Arial"/>
+                <w:b w:val="false"/>
+                <w:bCs w:val="false"/>
+                <w:i w:val="false"/>
+                <w:iCs w:val="false"/>
+                <w:color w:val="000000"/>
+                <w:sz w:val="20"/>
+                <w:szCs w:val="20"/>
+              </w:rPr>
+              <w:t xml:space="preserve">Introduction, Demo, Code Walkthrough, Challenges &amp; Solutions, Key Learnings, Questions</w:t>
+            </w:r>
+            <w:r>
+              <w:rPr>
+                <w:rFonts w:ascii="Arial" w:cs="Arial" w:eastAsia="Arial" w:hAnsi="Arial"/>
+                <w:sz w:val="20"/>
+                <w:szCs w:val="20"/>
+              </w:rPr>
+              <w:br/>
+              <w:t xml:space="preserve"/>
+            </w:r>
+            <w:r>
+              <w:rPr>
+                <w:rFonts w:ascii="Arial" w:cs="Arial" w:eastAsia="Arial" w:hAnsi="Arial"/>
+                <w:sz w:val="20"/>
+                <w:szCs w:val="20"/>
+              </w:rPr>
+              <w:br/>
+              <w:t xml:space="preserve"/>
+            </w:r>
+            <w:r>
+              <w:rPr>
+                <w:rFonts w:ascii="Arial" w:cs="Arial" w:eastAsia="Arial" w:hAnsi="Arial"/>
+                <w:b/>
+                <w:bCs/>
+                <w:i/>
+                <w:iCs/>
+                <w:color w:val="555555"/>
+                <w:sz w:val="20"/>
+                <w:szCs w:val="20"/>
+              </w:rPr>
+              <w:t xml:space="preserve">→ Live Demo — </w:t>
+            </w:r>
+            <w:r>
+              <w:rPr>
+                <w:rFonts w:ascii="Arial" w:cs="Arial" w:eastAsia="Arial" w:hAnsi="Arial"/>
+                <w:b w:val="false"/>
+                <w:bCs w:val="false"/>
+                <w:i/>
+                <w:iCs/>
+                <w:color w:val="555555"/>
+                <w:sz w:val="20"/>
+                <w:szCs w:val="20"/>
+              </w:rPr>
+              <w:t xml:space="preserve">type examples as students follow along in their own editor.</w:t>
+            </w:r>
+            <w:r>
+              <w:rPr>
+                <w:rFonts w:ascii="Arial" w:cs="Arial" w:eastAsia="Arial" w:hAnsi="Arial"/>
+                <w:sz w:val="20"/>
+                <w:szCs w:val="20"/>
+              </w:rPr>
+              <w:br/>
+              <w:t xml:space="preserve"/>
+            </w:r>
+            <w:r>
+              <w:rPr>
+                <w:rFonts w:ascii="Arial" w:cs="Arial" w:eastAsia="Arial" w:hAnsi="Arial"/>
+                <w:b/>
+                <w:bCs/>
+                <w:i/>
+                <w:iCs/>
+                <w:color w:val="555555"/>
+                <w:sz w:val="20"/>
+                <w:szCs w:val="20"/>
+              </w:rPr>
+              <w:t xml:space="preserve">→ Check for Understanding: </w:t>
+            </w:r>
+            <w:r>
+              <w:rPr>
+                <w:rFonts w:ascii="Arial" w:cs="Arial" w:eastAsia="Arial" w:hAnsi="Arial"/>
+                <w:b w:val="false"/>
+                <w:bCs w:val="false"/>
+                <w:i/>
+                <w:iCs/>
+                <w:color w:val="555555"/>
+                <w:sz w:val="20"/>
+                <w:szCs w:val="20"/>
+              </w:rPr>
+              <w:t xml:space="preserve">pause and cold-call: “Can someone explain what we just did in their own words?”</w:t>
             </w:r>
           </w:p>
         </w:tc>
@@ -377,9 +1021,9 @@
               <w:right w:val="single" w:color="CCCCCC" w:sz="1"/>
             </w:tcBorders>
             <w:tcMar>
-              <w:top w:type="dxa" w:w="60"/>
+              <w:top w:type="dxa" w:w="80"/>
               <w:left w:type="dxa" w:w="120"/>
-              <w:bottom w:type="dxa" w:w="60"/>
+              <w:bottom w:type="dxa" w:w="80"/>
               <w:right w:type="dxa" w:w="120"/>
             </w:tcMar>
           </w:tcPr>
@@ -406,20 +1050,90 @@
               <w:right w:val="single" w:color="CCCCCC" w:sz="1"/>
             </w:tcBorders>
             <w:tcMar>
-              <w:top w:type="dxa" w:w="60"/>
+              <w:top w:type="dxa" w:w="80"/>
               <w:left w:type="dxa" w:w="120"/>
-              <w:bottom w:type="dxa" w:w="60"/>
+              <w:bottom w:type="dxa" w:w="80"/>
               <w:right w:type="dxa" w:w="120"/>
             </w:tcMar>
           </w:tcPr>
           <w:p>
-            <w:r>
-              <w:rPr>
-                <w:rFonts w:ascii="Arial" w:cs="Arial" w:eastAsia="Arial" w:hAnsi="Arial"/>
-                <w:sz w:val="20"/>
-                <w:szCs w:val="20"/>
+            <w:pPr>
+              <w:spacing w:after="80" w:before="80"/>
+            </w:pPr>
+            <w:r>
+              <w:rPr>
+                <w:rFonts w:ascii="Arial" w:cs="Arial" w:eastAsia="Arial" w:hAnsi="Arial"/>
+                <w:b/>
+                <w:bCs/>
+                <w:i w:val="false"/>
+                <w:iCs w:val="false"/>
+                <w:color w:val="000000"/>
+                <w:sz w:val="22"/>
+                <w:szCs w:val="22"/>
               </w:rPr>
               <w:t xml:space="preserve">Guided Practice</w:t>
+            </w:r>
+            <w:r>
+              <w:rPr>
+                <w:rFonts w:ascii="Arial" w:cs="Arial" w:eastAsia="Arial" w:hAnsi="Arial"/>
+                <w:sz w:val="20"/>
+                <w:szCs w:val="20"/>
+              </w:rPr>
+              <w:br/>
+              <w:t xml:space="preserve"/>
+            </w:r>
+            <w:r>
+              <w:rPr>
+                <w:rFonts w:ascii="Arial" w:cs="Arial" w:eastAsia="Arial" w:hAnsi="Arial"/>
+                <w:sz w:val="20"/>
+                <w:szCs w:val="20"/>
+              </w:rPr>
+              <w:br/>
+              <w:t xml:space="preserve"/>
+            </w:r>
+            <w:r>
+              <w:rPr>
+                <w:rFonts w:ascii="Arial" w:cs="Arial" w:eastAsia="Arial" w:hAnsi="Arial"/>
+                <w:b w:val="false"/>
+                <w:bCs w:val="false"/>
+                <w:i w:val="false"/>
+                <w:iCs w:val="false"/>
+                <w:color w:val="000000"/>
+                <w:sz w:val="20"/>
+                <w:szCs w:val="20"/>
+              </w:rPr>
+              <w:t xml:space="preserve">Step 1: Outline Content (10 min)</w:t>
+            </w:r>
+            <w:r>
+              <w:rPr>
+                <w:rFonts w:ascii="Arial" w:cs="Arial" w:eastAsia="Arial" w:hAnsi="Arial"/>
+                <w:sz w:val="20"/>
+                <w:szCs w:val="20"/>
+              </w:rPr>
+              <w:br/>
+              <w:t xml:space="preserve"/>
+            </w:r>
+            <w:r>
+              <w:rPr>
+                <w:rFonts w:ascii="Arial" w:cs="Arial" w:eastAsia="Arial" w:hAnsi="Arial"/>
+                <w:sz w:val="20"/>
+                <w:szCs w:val="20"/>
+              </w:rPr>
+              <w:br/>
+              <w:t xml:space="preserve"/>
+            </w:r>
+            <w:r>
+              <w:rPr>
+                <w:rFonts w:ascii="Arial" w:cs="Arial" w:eastAsia="Arial" w:hAnsi="Arial"/>
+                <w:b w:val="false"/>
+                <w:bCs w:val="false"/>
+                <w:i/>
+                <w:iCs/>
+                <w:color w:val="555555"/>
+                <w:sz w:val="20"/>
+                <w:szCs w:val="20"/>
+              </w:rPr>
+              <w:t xml:space="preserve">→ Teacher models — students try alongside, then compare results.</w:t>
             </w:r>
           </w:p>
         </w:tc>
@@ -435,9 +1149,9 @@
               <w:right w:val="single" w:color="CCCCCC" w:sz="1"/>
             </w:tcBorders>
             <w:tcMar>
-              <w:top w:type="dxa" w:w="60"/>
+              <w:top w:type="dxa" w:w="80"/>
               <w:left w:type="dxa" w:w="120"/>
-              <w:bottom w:type="dxa" w:w="60"/>
+              <w:bottom w:type="dxa" w:w="80"/>
               <w:right w:type="dxa" w:w="120"/>
             </w:tcMar>
           </w:tcPr>
@@ -450,7 +1164,7 @@
                 <w:sz w:val="20"/>
                 <w:szCs w:val="20"/>
               </w:rPr>
-              <w:t xml:space="preserve">15-20 min</w:t>
+              <w:t xml:space="preserve">15–20 min</w:t>
             </w:r>
           </w:p>
         </w:tc>
@@ -464,20 +1178,81 @@
               <w:right w:val="single" w:color="CCCCCC" w:sz="1"/>
             </w:tcBorders>
             <w:tcMar>
-              <w:top w:type="dxa" w:w="60"/>
+              <w:top w:type="dxa" w:w="80"/>
               <w:left w:type="dxa" w:w="120"/>
-              <w:bottom w:type="dxa" w:w="60"/>
+              <w:bottom w:type="dxa" w:w="80"/>
               <w:right w:type="dxa" w:w="120"/>
             </w:tcMar>
           </w:tcPr>
           <w:p>
-            <w:r>
-              <w:rPr>
-                <w:rFonts w:ascii="Arial" w:cs="Arial" w:eastAsia="Arial" w:hAnsi="Arial"/>
-                <w:sz w:val="20"/>
-                <w:szCs w:val="20"/>
+            <w:pPr>
+              <w:spacing w:after="80" w:before="80"/>
+            </w:pPr>
+            <w:r>
+              <w:rPr>
+                <w:rFonts w:ascii="Arial" w:cs="Arial" w:eastAsia="Arial" w:hAnsi="Arial"/>
+                <w:b/>
+                <w:bCs/>
+                <w:i w:val="false"/>
+                <w:iCs w:val="false"/>
+                <w:color w:val="000000"/>
+                <w:sz w:val="22"/>
+                <w:szCs w:val="22"/>
               </w:rPr>
               <w:t xml:space="preserve">Independent Practice / Code Along</w:t>
+            </w:r>
+            <w:r>
+              <w:rPr>
+                <w:rFonts w:ascii="Arial" w:cs="Arial" w:eastAsia="Arial" w:hAnsi="Arial"/>
+                <w:sz w:val="20"/>
+                <w:szCs w:val="20"/>
+              </w:rPr>
+              <w:br/>
+              <w:t xml:space="preserve"/>
+            </w:r>
+            <w:r>
+              <w:rPr>
+                <w:rFonts w:ascii="Arial" w:cs="Arial" w:eastAsia="Arial" w:hAnsi="Arial"/>
+                <w:b w:val="false"/>
+                <w:bCs w:val="false"/>
+                <w:i w:val="false"/>
+                <w:iCs w:val="false"/>
+                <w:color w:val="000000"/>
+                <w:sz w:val="20"/>
+                <w:szCs w:val="20"/>
+              </w:rPr>
+              <w:t xml:space="preserve">    Work through problems from the day's exercise set.</w:t>
+            </w:r>
+            <w:r>
+              <w:rPr>
+                <w:rFonts w:ascii="Arial" w:cs="Arial" w:eastAsia="Arial" w:hAnsi="Arial"/>
+                <w:sz w:val="20"/>
+                <w:szCs w:val="20"/>
+              </w:rPr>
+              <w:br/>
+              <w:t xml:space="preserve"/>
+            </w:r>
+            <w:r>
+              <w:rPr>
+                <w:rFonts w:ascii="Arial" w:cs="Arial" w:eastAsia="Arial" w:hAnsi="Arial"/>
+                <w:sz w:val="20"/>
+                <w:szCs w:val="20"/>
+              </w:rPr>
+              <w:br/>
+              <w:t xml:space="preserve"/>
+            </w:r>
+            <w:r>
+              <w:rPr>
+                <w:rFonts w:ascii="Arial" w:cs="Arial" w:eastAsia="Arial" w:hAnsi="Arial"/>
+                <w:b w:val="false"/>
+                <w:bCs w:val="false"/>
+                <w:i/>
+                <w:iCs/>
+                <w:color w:val="555555"/>
+                <w:sz w:val="20"/>
+                <w:szCs w:val="20"/>
+              </w:rPr>
+              <w:t xml:space="preserve">→ Teacher circulates — offer hints, check for understanding.</w:t>
             </w:r>
           </w:p>
         </w:tc>
@@ -493,9 +1268,9 @@
               <w:right w:val="single" w:color="CCCCCC" w:sz="1"/>
             </w:tcBorders>
             <w:tcMar>
-              <w:top w:type="dxa" w:w="60"/>
+              <w:top w:type="dxa" w:w="80"/>
               <w:left w:type="dxa" w:w="120"/>
-              <w:bottom w:type="dxa" w:w="60"/>
+              <w:bottom w:type="dxa" w:w="80"/>
               <w:right w:type="dxa" w:w="120"/>
             </w:tcMar>
           </w:tcPr>
@@ -522,20 +1297,90 @@
               <w:right w:val="single" w:color="CCCCCC" w:sz="1"/>
             </w:tcBorders>
             <w:tcMar>
-              <w:top w:type="dxa" w:w="60"/>
+              <w:top w:type="dxa" w:w="80"/>
               <w:left w:type="dxa" w:w="120"/>
-              <w:bottom w:type="dxa" w:w="60"/>
+              <w:bottom w:type="dxa" w:w="80"/>
               <w:right w:type="dxa" w:w="120"/>
             </w:tcMar>
           </w:tcPr>
           <w:p>
-            <w:r>
-              <w:rPr>
-                <w:rFonts w:ascii="Arial" w:cs="Arial" w:eastAsia="Arial" w:hAnsi="Arial"/>
-                <w:sz w:val="20"/>
-                <w:szCs w:val="20"/>
+            <w:pPr>
+              <w:spacing w:after="80" w:before="80"/>
+            </w:pPr>
+            <w:r>
+              <w:rPr>
+                <w:rFonts w:ascii="Arial" w:cs="Arial" w:eastAsia="Arial" w:hAnsi="Arial"/>
+                <w:b/>
+                <w:bCs/>
+                <w:i w:val="false"/>
+                <w:iCs w:val="false"/>
+                <w:color w:val="000000"/>
+                <w:sz w:val="22"/>
+                <w:szCs w:val="22"/>
               </w:rPr>
               <w:t xml:space="preserve">Exit Ticket / Wrap-Up</w:t>
+            </w:r>
+            <w:r>
+              <w:rPr>
+                <w:rFonts w:ascii="Arial" w:cs="Arial" w:eastAsia="Arial" w:hAnsi="Arial"/>
+                <w:sz w:val="20"/>
+                <w:szCs w:val="20"/>
+              </w:rPr>
+              <w:br/>
+              <w:t xml:space="preserve"/>
+            </w:r>
+            <w:r>
+              <w:rPr>
+                <w:rFonts w:ascii="Arial" w:cs="Arial" w:eastAsia="Arial" w:hAnsi="Arial"/>
+                <w:sz w:val="20"/>
+                <w:szCs w:val="20"/>
+              </w:rPr>
+              <w:br/>
+              <w:t xml:space="preserve"/>
+            </w:r>
+            <w:r>
+              <w:rPr>
+                <w:rFonts w:ascii="Arial" w:cs="Arial" w:eastAsia="Arial" w:hAnsi="Arial"/>
+                <w:b w:val="false"/>
+                <w:bCs w:val="false"/>
+                <w:i w:val="false"/>
+                <w:iCs w:val="false"/>
+                <w:color w:val="000000"/>
+                <w:sz w:val="20"/>
+                <w:szCs w:val="20"/>
+              </w:rPr>
+              <w:t xml:space="preserve">Quick Check: Create a clear, well-organized presentation that demonstrates my project effectively?</w:t>
+            </w:r>
+            <w:r>
+              <w:rPr>
+                <w:rFonts w:ascii="Arial" w:cs="Arial" w:eastAsia="Arial" w:hAnsi="Arial"/>
+                <w:sz w:val="20"/>
+                <w:szCs w:val="20"/>
+              </w:rPr>
+              <w:br/>
+              <w:t xml:space="preserve"/>
+            </w:r>
+            <w:r>
+              <w:rPr>
+                <w:rFonts w:ascii="Arial" w:cs="Arial" w:eastAsia="Arial" w:hAnsi="Arial"/>
+                <w:sz w:val="20"/>
+                <w:szCs w:val="20"/>
+              </w:rPr>
+              <w:br/>
+              <w:t xml:space="preserve"/>
+            </w:r>
+            <w:r>
+              <w:rPr>
+                <w:rFonts w:ascii="Arial" w:cs="Arial" w:eastAsia="Arial" w:hAnsi="Arial"/>
+                <w:b w:val="false"/>
+                <w:bCs w:val="false"/>
+                <w:i/>
+                <w:iCs/>
+                <w:color w:val="555555"/>
+                <w:sz w:val="20"/>
+                <w:szCs w:val="20"/>
+              </w:rPr>
+              <w:t xml:space="preserve">→ 3–2–1: Name 3 things learned, 2 new vocab words, 1 question you still have.</w:t>
             </w:r>
           </w:p>
         </w:tc>

--- a/Coding 1 - year/Unit 7 - Project Development/Daily Lesson Plans/Word/Day 173.docx
+++ b/Coding 1 - year/Unit 7 - Project Development/Daily Lesson Plans/Word/Day 173.docx
@@ -380,7 +380,7 @@
                 <w:sz w:val="20"/>
                 <w:szCs w:val="20"/>
               </w:rPr>
-              <w:t xml:space="preserve">    What do you already know about how to create a clear, well-organized presentation that demonstrates my project effectively?</w:t>
+              <w:t xml:space="preserve">    If you were going to create a clear, well-organized presentation that demonstrates my project effectively, what pieces or steps would you need? Brainstorm a quick list.</w:t>
             </w:r>
             <w:r>
               <w:rPr>
@@ -477,7 +477,7 @@
                 <w:sz w:val="20"/>
                 <w:szCs w:val="20"/>
               </w:rPr>
-              <w:t xml:space="preserve">Today's Goal: By the end of class you will be able to create a clear, well-organized presentation that demonstrates my project effectively.</w:t>
+              <w:t xml:space="preserve">Today’s Goal: By the end of class you will be able to create a clear, well-organized presentation that demonstrates my project effectively.</w:t>
             </w:r>
             <w:r>
               <w:rPr>
@@ -1349,7 +1349,7 @@
                 <w:sz w:val="20"/>
                 <w:szCs w:val="20"/>
               </w:rPr>
-              <w:t xml:space="preserve">Quick Check: Create a clear, well-organized presentation that demonstrates my project effectively?</w:t>
+              <w:t xml:space="preserve">What are the 2-3 most important steps when you create a clear, well-organized presentation that demonstrates my project effectively? What could go wrong if you skip one?</w:t>
             </w:r>
             <w:r>
               <w:rPr>

--- a/Coding 1 - year/Unit 7 - Project Development/Daily Lesson Plans/Word/Day 173.docx
+++ b/Coding 1 - year/Unit 7 - Project Development/Daily Lesson Plans/Word/Day 173.docx
@@ -728,7 +728,7 @@
                 <w:sz w:val="20"/>
                 <w:szCs w:val="20"/>
               </w:rPr>
-              <w:t xml:space="preserve">    • No slides, just run program live</w:t>
+              <w:t xml:space="preserve">    • Introduction (30 sec): What is your project? What problem does it solve?</w:t>
             </w:r>
             <w:r>
               <w:rPr>
@@ -750,7 +750,7 @@
                 <w:sz w:val="20"/>
                 <w:szCs w:val="20"/>
               </w:rPr>
-              <w:t xml:space="preserve">    • Risky if something crashes</w:t>
+              <w:t xml:space="preserve">    • Demo (2-3 min): Show it working with normal and edge case input</w:t>
             </w:r>
             <w:r>
               <w:rPr>
@@ -772,7 +772,7 @@
                 <w:sz w:val="20"/>
                 <w:szCs w:val="20"/>
               </w:rPr>
-              <w:t xml:space="preserve">    • Slides for structure and info</w:t>
+              <w:t xml:space="preserve">    • Code Walkthrough (1-2 min): Explain 1-2 key functions</w:t>
             </w:r>
             <w:r>
               <w:rPr>
@@ -794,7 +794,7 @@
                 <w:sz w:val="20"/>
                 <w:szCs w:val="20"/>
               </w:rPr>
-              <w:t xml:space="preserve">    • Live demo of working program</w:t>
+              <w:t xml:space="preserve">    • Challenges &amp; Solutions (45 sec): What was hard? How did you solve it?</w:t>
             </w:r>
             <w:r>
               <w:rPr>
@@ -816,7 +816,7 @@
                 <w:sz w:val="20"/>
                 <w:szCs w:val="20"/>
               </w:rPr>
-              <w:t xml:space="preserve">    • Safety: if demo fails, fall back to slides</w:t>
+              <w:t xml:space="preserve">    • Key Learnings (30 sec): What did you learn?</w:t>
             </w:r>
             <w:r>
               <w:rPr>
@@ -838,7 +838,7 @@
                 <w:sz w:val="20"/>
                 <w:szCs w:val="20"/>
               </w:rPr>
-              <w:t xml:space="preserve">    • Project name</w:t>
+              <w:t xml:space="preserve">    • Questions (1 min): Invite audience questions</w:t>
             </w:r>
             <w:r>
               <w:rPr>
@@ -860,7 +860,7 @@
                 <w:sz w:val="20"/>
                 <w:szCs w:val="20"/>
               </w:rPr>
-              <w:t xml:space="preserve">    • Your name</w:t>
+              <w:t xml:space="preserve">    • No slides, just run program live</w:t>
             </w:r>
             <w:r>
               <w:rPr>
@@ -882,7 +882,7 @@
                 <w:sz w:val="20"/>
                 <w:szCs w:val="20"/>
               </w:rPr>
-              <w:t xml:space="preserve">    • Date</w:t>
+              <w:t xml:space="preserve">    • Risky if something crashes</w:t>
             </w:r>
             <w:r>
               <w:rPr>
@@ -1221,7 +1221,29 @@
                 <w:sz w:val="20"/>
                 <w:szCs w:val="20"/>
               </w:rPr>
-              <w:t xml:space="preserve">    Work through problems from the day's exercise set.</w:t>
+              <w:t xml:space="preserve">    Students present their work and provide constructive peer feedback.</w:t>
+            </w:r>
+            <w:r>
+              <w:rPr>
+                <w:rFonts w:ascii="Arial" w:cs="Arial" w:eastAsia="Arial" w:hAnsi="Arial"/>
+                <w:sz w:val="20"/>
+                <w:szCs w:val="20"/>
+              </w:rPr>
+              <w:br/>
+              <w:t xml:space="preserve"/>
+            </w:r>
+            <w:r>
+              <w:rPr>
+                <w:rFonts w:ascii="Arial" w:cs="Arial" w:eastAsia="Arial" w:hAnsi="Arial"/>
+                <w:b w:val="false"/>
+                <w:bCs w:val="false"/>
+                <w:i w:val="false"/>
+                <w:iCs w:val="false"/>
+                <w:color w:val="000000"/>
+                <w:sz w:val="20"/>
+                <w:szCs w:val="20"/>
+              </w:rPr>
+              <w:t xml:space="preserve">    Use the peer review form to guide feedback.</w:t>
             </w:r>
             <w:r>
               <w:rPr>
@@ -2362,136 +2384,6 @@
           <w:szCs w:val="20"/>
         </w:rPr>
         <w:t xml:space="preserve">- Bring to class on USB drive</w:t>
-      </w:r>
-    </w:p>
-    <w:p>
-      <w:pPr>
-        <w:spacing w:after="60"/>
-      </w:pPr>
-      <w:r>
-        <w:rPr>
-          <w:rFonts w:ascii="Arial" w:cs="Arial" w:eastAsia="Arial" w:hAnsi="Arial"/>
-          <w:sz w:val="20"/>
-          <w:szCs w:val="20"/>
-        </w:rPr>
-        <w:t xml:space="preserve">1. Are your slides ready?</w:t>
-      </w:r>
-    </w:p>
-    <w:p>
-      <w:pPr>
-        <w:spacing w:after="60"/>
-      </w:pPr>
-      <w:r>
-        <w:rPr>
-          <w:rFonts w:ascii="Arial" w:cs="Arial" w:eastAsia="Arial" w:hAnsi="Arial"/>
-          <w:sz w:val="20"/>
-          <w:szCs w:val="20"/>
-        </w:rPr>
-        <w:t xml:space="preserve">2. Have you practiced your demo?</w:t>
-      </w:r>
-    </w:p>
-    <w:p>
-      <w:pPr>
-        <w:spacing w:after="60"/>
-      </w:pPr>
-      <w:r>
-        <w:rPr>
-          <w:rFonts w:ascii="Arial" w:cs="Arial" w:eastAsia="Arial" w:hAnsi="Arial"/>
-          <w:sz w:val="20"/>
-          <w:szCs w:val="20"/>
-        </w:rPr>
-        <w:t xml:space="preserve">3. Do you feel confident about your presentation?</w:t>
-      </w:r>
-    </w:p>
-    <w:p>
-      <w:pPr>
-        <w:spacing w:after="60"/>
-      </w:pPr>
-      <w:r>
-        <w:rPr>
-          <w:rFonts w:ascii="Arial" w:cs="Arial" w:eastAsia="Arial" w:hAnsi="Arial"/>
-          <w:sz w:val="20"/>
-          <w:szCs w:val="20"/>
-        </w:rPr>
-        <w:t xml:space="preserve">(Save your presentation slides!)</w:t>
-      </w:r>
-    </w:p>
-    <w:p>
-      <w:pPr>
-        <w:spacing w:after="60"/>
-      </w:pPr>
-      <w:r>
-        <w:rPr>
-          <w:rFonts w:ascii="Arial" w:cs="Arial" w:eastAsia="Arial" w:hAnsi="Arial"/>
-          <w:sz w:val="20"/>
-          <w:szCs w:val="20"/>
-        </w:rPr>
-        <w:t xml:space="preserve">- Day 171: ✓ Write documentation</w:t>
-      </w:r>
-    </w:p>
-    <w:p>
-      <w:pPr>
-        <w:spacing w:after="60"/>
-      </w:pPr>
-      <w:r>
-        <w:rPr>
-          <w:rFonts w:ascii="Arial" w:cs="Arial" w:eastAsia="Arial" w:hAnsi="Arial"/>
-          <w:sz w:val="20"/>
-          <w:szCs w:val="20"/>
-        </w:rPr>
-        <w:t xml:space="preserve">- Day 172: ✓ Code walkthrough practice</w:t>
-      </w:r>
-    </w:p>
-    <w:p>
-      <w:pPr>
-        <w:spacing w:after="60"/>
-      </w:pPr>
-      <w:r>
-        <w:rPr>
-          <w:rFonts w:ascii="Arial" w:cs="Arial" w:eastAsia="Arial" w:hAnsi="Arial"/>
-          <w:sz w:val="20"/>
-          <w:szCs w:val="20"/>
-        </w:rPr>
-        <w:t xml:space="preserve">- Day 173: ✓ Build presentation (You are here)</w:t>
-      </w:r>
-    </w:p>
-    <w:p>
-      <w:pPr>
-        <w:spacing w:after="60"/>
-      </w:pPr>
-      <w:r>
-        <w:rPr>
-          <w:rFonts w:ascii="Arial" w:cs="Arial" w:eastAsia="Arial" w:hAnsi="Arial"/>
-          <w:sz w:val="20"/>
-          <w:szCs w:val="20"/>
-        </w:rPr>
-        <w:t xml:space="preserve">- Day 174: Presentation rehearsal</w:t>
-      </w:r>
-    </w:p>
-    <w:p>
-      <w:pPr>
-        <w:spacing w:after="60"/>
-      </w:pPr>
-      <w:r>
-        <w:rPr>
-          <w:rFonts w:ascii="Arial" w:cs="Arial" w:eastAsia="Arial" w:hAnsi="Arial"/>
-          <w:sz w:val="20"/>
-          <w:szCs w:val="20"/>
-        </w:rPr>
-        <w:t xml:space="preserve">- Day 175: Final submission</w:t>
-      </w:r>
-    </w:p>
-    <w:p>
-      <w:pPr>
-        <w:spacing w:after="60"/>
-      </w:pPr>
-      <w:r>
-        <w:rPr>
-          <w:rFonts w:ascii="Arial" w:cs="Arial" w:eastAsia="Arial" w:hAnsi="Arial"/>
-          <w:sz w:val="20"/>
-          <w:szCs w:val="20"/>
-        </w:rPr>
-        <w:t xml:space="preserve">Next: Full rehearsal with peer feedback!</w:t>
       </w:r>
     </w:p>
     <w:p>
